--- a/backend/templates/order_template.docx
+++ b/backend/templates/order_template.docx
@@ -15,7 +15,7 @@
           <w:sz w:val="34"/>
           <w:szCs w:val="34"/>
         </w:rPr>
-        <w:t>CTO München</w:t>
+        <w:t>{{company_name}}</w:t>
       </w:r>
     </w:p>
     <w:p>
@@ -32,7 +32,7 @@
           <w:sz w:val="18"/>
           <w:szCs w:val="18"/>
         </w:rPr>
-        <w:t xml:space="preserve">Автосервис · г. </w:t>
+        <w:t>{{company_contacts}}</w:t>
       </w:r>
       <w:r>
         <w:rPr>
@@ -41,7 +41,6 @@
           <w:szCs w:val="18"/>
           <w:lang w:val="ru-RU"/>
         </w:rPr>
-        <w:t>Астана</w:t>
       </w:r>
     </w:p>
     <w:p>

--- a/backend/templates/order_template.docx
+++ b/backend/templates/order_template.docx
@@ -1035,6 +1035,68 @@
           <w:p>
             <w:r>
               <w:t>{{total_amount}}</w:t>
+            </w:r>
+          </w:p>
+        </w:tc>
+      </w:tr>
+      <w:tr>
+        <w:tblPrEx>
+          <w:tblCellMar>
+            <w:top w:w="0" w:type="dxa"/>
+            <w:bottom w:w="0" w:type="dxa"/>
+          </w:tblCellMar>
+        </w:tblPrEx>
+        <w:tc>
+          <w:tcPr>
+            <w:tcW w:w="6438" w:type="dxa"/>
+            <w:tcBorders>
+              <w:top w:val="single" w:sz="2" w:space="0" w:color="BFBFBF"/>
+              <w:left w:val="single" w:sz="2" w:space="0" w:color="BFBFBF"/>
+              <w:bottom w:val="single" w:sz="2" w:space="0" w:color="BFBFBF"/>
+              <w:right w:val="single" w:sz="2" w:space="0" w:color="BFBFBF"/>
+            </w:tcBorders>
+            <w:tcMar>
+              <w:top w:w="100" w:type="dxa"/>
+              <w:left w:w="150" w:type="dxa"/>
+              <w:bottom w:w="100" w:type="dxa"/>
+              <w:right w:w="120" w:type="dxa"/>
+            </w:tcMar>
+            <w:vAlign w:val="center"/>
+          </w:tcPr>
+          <w:p>
+            <w:pPr>
+              <w:jc w:val="right"/>
+            </w:pPr>
+            <w:r>
+              <w:rPr>
+                <w:b/>
+                <w:bCs/>
+                <w:color w:val="444444"/>
+              </w:rPr>
+              <w:t>В том числе скидка:</w:t>
+            </w:r>
+          </w:p>
+        </w:tc>
+        <w:tc>
+          <w:tcPr>
+            <w:tcW w:w="3200" w:type="dxa"/>
+            <w:tcBorders>
+              <w:top w:val="single" w:sz="2" w:space="0" w:color="BFBFBF"/>
+              <w:left w:val="single" w:sz="2" w:space="0" w:color="BFBFBF"/>
+              <w:bottom w:val="single" w:sz="2" w:space="0" w:color="BFBFBF"/>
+              <w:right w:val="single" w:sz="2" w:space="0" w:color="BFBFBF"/>
+            </w:tcBorders>
+            <w:tcMar>
+              <w:top w:w="100" w:type="dxa"/>
+              <w:left w:w="150" w:type="dxa"/>
+              <w:bottom w:w="100" w:type="dxa"/>
+              <w:right w:w="120" w:type="dxa"/>
+            </w:tcMar>
+            <w:vAlign w:val="center"/>
+          </w:tcPr>
+          <w:p>
+            <w:r>
+              <w:t>{{discount_total}}</w:t>
             </w:r>
           </w:p>
         </w:tc>

--- a/backend/templates/order_template.docx
+++ b/backend/templates/order_template.docx
@@ -1102,6 +1102,38 @@
         </w:tc>
       </w:tr>
     </w:tbl>
+    <w:p>
+      <w:pPr>
+        <w:pBdr>
+          <w:bottom w:val="single" w:sz="6" w:space="0" w:color="C9A227"/>
+        </w:pBdr>
+        <w:spacing w:before="320" w:after="140"/>
+      </w:pPr>
+      <w:r>
+        <w:rPr>
+          <w:b/>
+          <w:bCs/>
+          <w:color w:val="1F2A44"/>
+          <w:spacing w:val="10"/>
+          <w:sz w:val="22"/>
+          <w:szCs w:val="22"/>
+        </w:rPr>
+        <w:t>РЕКОМЕНДАЦИИ</w:t>
+      </w:r>
+    </w:p>
+    <w:p>
+      <w:pPr>
+        <w:spacing w:after="120"/>
+      </w:pPr>
+      <w:r>
+        <w:rPr>
+          <w:i/>
+          <w:iCs/>
+          <w:color w:val="888888"/>
+        </w:rPr>
+        <w:t>{{table_recommendations}}</w:t>
+      </w:r>
+    </w:p>
     <w:p>
       <w:pPr>
         <w:pBdr>
